--- a/ERP Plan/MSCAST ERP - Data Request Covering Note.docx
+++ b/ERP Plan/MSCAST ERP - Data Request Covering Note.docx
@@ -90,7 +90,7 @@
         </w:p>
       </w:sdtContent>
     </w:sdt>
-    <w:bookmarkStart w:id="25" w:name="X032fb0505d0a11cf5169ea5fca597498caa5ce5"/>
+    <w:bookmarkStart w:id="24" w:name="X032fb0505d0a11cf5169ea5fca597498caa5ce5"/>
     <w:p>
       <w:pPr>
         <w:pStyle w:val="Heading1"/>
@@ -108,15 +108,19 @@
           <w:bCs/>
           <w:b/>
         </w:rPr>
-        <w:t xml:space="preserve">Version 1.1 · 20 September 2026</w:t>
-      </w:r>
-    </w:p>
-    <w:p>
-      <w:pPr>
-        <w:pStyle w:val="BodyText"/>
-      </w:pPr>
-      <w:r>
-        <w:t xml:space="preserve">The workbook is ready to send:</w:t>
+        <w:t xml:space="preserve">Version 2.0 · 21 September 2026</w:t>
+      </w:r>
+    </w:p>
+    <w:p>
+      <w:pPr>
+        <w:numPr>
+          <w:ilvl w:val="0"/>
+          <w:numId w:val="1001"/>
+        </w:numPr>
+        <w:pStyle w:val="Compact"/>
+      </w:pPr>
+      <w:r>
+        <w:t xml:space="preserve">Send with:</w:t>
       </w:r>
       <w:r>
         <w:t xml:space="preserve"> </w:t>
@@ -128,130 +132,50 @@
         <w:t xml:space="preserve">MSCAST ERP - Data Collection Workbook.xlsx</w:t>
       </w:r>
       <w:r>
-        <w:t xml:space="preserve">, 16 sheets.</w:t>
-      </w:r>
-    </w:p>
-    <w:p>
-      <w:pPr>
-        <w:pStyle w:val="BodyText"/>
-      </w:pPr>
-      <w:r>
-        <w:t xml:space="preserve">This document holds the message that should go with it, and the answer to the question MSCAST will actually ask —</w:t>
-      </w:r>
-      <w:r>
-        <w:t xml:space="preserve"> </w:t>
-      </w:r>
-      <w:r>
-        <w:rPr>
-          <w:iCs/>
-          <w:i/>
-        </w:rPr>
-        <w:t xml:space="preserve">how long will this take us?</w:t>
-      </w:r>
-    </w:p>
-    <w:p>
-      <w:pPr>
-        <w:pStyle w:val="BlockText"/>
-      </w:pPr>
+        <w:t xml:space="preserve"> </w:t>
+      </w:r>
+      <w:r>
+        <w:t xml:space="preserve">(16 sheets).</w:t>
+      </w:r>
+    </w:p>
+    <w:p>
+      <w:pPr>
+        <w:numPr>
+          <w:ilvl w:val="0"/>
+          <w:numId w:val="1001"/>
+        </w:numPr>
+        <w:pStyle w:val="Compact"/>
+      </w:pPr>
+      <w:r>
+        <w:t xml:space="preserve">To: both directors, Aiqaz and Mustaque.</w:t>
+      </w:r>
+    </w:p>
+    <w:p>
+      <w:pPr>
+        <w:numPr>
+          <w:ilvl w:val="0"/>
+          <w:numId w:val="1001"/>
+        </w:numPr>
+        <w:pStyle w:val="Compact"/>
+      </w:pPr>
+      <w:r>
+        <w:t xml:space="preserve">The approvals paragraph below is the corrected one: supplier bills (BRM) are</w:t>
+      </w:r>
+      <w:r>
+        <w:t xml:space="preserve"> </w:t>
+      </w:r>
       <w:r>
         <w:rPr>
           <w:bCs/>
           <w:b/>
         </w:rPr>
-        <w:t xml:space="preserve">Correction in version 1.1 — read this before sending.</w:t>
-      </w:r>
-      <w:r>
-        <w:t xml:space="preserve"> </w:t>
-      </w:r>
-      <w:r>
-        <w:t xml:space="preserve">Version 1.0 of the draft email told MSCAST that</w:t>
-      </w:r>
-      <w:r>
-        <w:t xml:space="preserve"> </w:t>
-      </w:r>
-      <w:r>
-        <w:rPr>
-          <w:iCs/>
-          <w:i/>
-        </w:rPr>
-        <w:t xml:space="preserve">“</w:t>
-      </w:r>
-      <w:r>
-        <w:rPr>
-          <w:iCs/>
-          <w:i/>
-        </w:rPr>
-        <w:t xml:space="preserve">purchase orders and supplier bills are different: there the separation is enforced and cannot be bypassed.</w:t>
-      </w:r>
-      <w:r>
-        <w:rPr>
-          <w:iCs/>
-          <w:i/>
-        </w:rPr>
-        <w:t xml:space="preserve">”</w:t>
-      </w:r>
-      <w:r>
-        <w:t xml:space="preserve"> </w:t>
-      </w:r>
-      <w:r>
-        <w:rPr>
-          <w:bCs/>
-          <w:b/>
-        </w:rPr>
-        <w:t xml:space="preserve">Half of that is wrong.</w:t>
-      </w:r>
-      <w:r>
-        <w:t xml:space="preserve"> </w:t>
-      </w:r>
-      <w:r>
-        <w:t xml:space="preserve">Purchase orders are genuinely separated — sending one for approval needs</w:t>
-      </w:r>
-      <w:r>
-        <w:t xml:space="preserve"> </w:t>
-      </w:r>
-      <w:r>
-        <w:rPr>
-          <w:rStyle w:val="VerbatimChar"/>
-        </w:rPr>
-        <w:t xml:space="preserve">Purchase User</w:t>
-      </w:r>
-      <w:r>
-        <w:t xml:space="preserve">, approving it needs</w:t>
-      </w:r>
-      <w:r>
-        <w:t xml:space="preserve"> </w:t>
-      </w:r>
-      <w:r>
-        <w:rPr>
-          <w:rStyle w:val="VerbatimChar"/>
-        </w:rPr>
-        <w:t xml:space="preserve">MSCAST Director</w:t>
-      </w:r>
-      <w:r>
-        <w:t xml:space="preserve">, and nobody holds both. Supplier bills are not: a director holds roles that can create a BRM, certify it and mark it paid. The paragraph below has been rewritten.</w:t>
-      </w:r>
-      <w:r>
-        <w:t xml:space="preserve"> </w:t>
-      </w:r>
-      <w:r>
-        <w:rPr>
-          <w:bCs/>
-          <w:b/>
-        </w:rPr>
-        <w:t xml:space="preserve">If the version 1.0 text was already sent or forwarded, send the corrected paragraph after it</w:t>
-      </w:r>
-      <w:r>
-        <w:t xml:space="preserve"> </w:t>
-      </w:r>
-      <w:r>
-        <w:t xml:space="preserve">— telling a client a control exists when it does not is the one error that is worse than the control being absent.</w:t>
-      </w:r>
-    </w:p>
-    <w:p>
-      <w:r>
-        <w:pict>
-          <v:rect style="width:0;height:1.5pt" o:hralign="center" o:hrstd="t" o:hr="t"/>
-        </w:pict>
+        <w:t xml:space="preserve">not</w:t>
+      </w:r>
+      <w:r>
+        <w:t xml:space="preserve"> </w:t>
+      </w:r>
+      <w:r>
+        <w:t xml:space="preserve">separated; purchase orders are. If the version 1.0 email (which said both were separated) was already sent or forwarded, send the corrected paragraph as a follow-up.</w:t>
       </w:r>
     </w:p>
     <w:bookmarkStart w:id="20" w:name="draft-email"/>
@@ -294,15 +218,7 @@
         <w:pStyle w:val="BlockText"/>
       </w:pPr>
       <w:r>
-        <w:t xml:space="preserve">Following the demonstration, here is the workbook that turns it into your system.</w:t>
-      </w:r>
-    </w:p>
-    <w:p>
-      <w:pPr>
-        <w:pStyle w:val="BlockText"/>
-      </w:pPr>
-      <w:r>
-        <w:t xml:space="preserve">The demonstration you saw runs entirely on invented data — every customer and supplier name in it ends in</w:t>
+        <w:t xml:space="preserve">Following the demonstration, here is the workbook that turns it into your system. The demonstration runs on invented data (every customer and supplier name ends in</w:t>
       </w:r>
       <w:r>
         <w:t xml:space="preserve"> </w:t>
@@ -317,7 +233,7 @@
         <w:t xml:space="preserve">”</w:t>
       </w:r>
       <w:r>
-        <w:t xml:space="preserve">. None of that carries across. The production system starts empty and is built from this workbook, which is why it matters more than it looks.</w:t>
+        <w:t xml:space="preserve">); none of it carries across. The production system starts empty and is built from this workbook.</w:t>
       </w:r>
     </w:p>
     <w:p>
@@ -335,7 +251,7 @@
         <w:t xml:space="preserve"> </w:t>
       </w:r>
       <w:r>
-        <w:t xml:space="preserve">Sheets 1 to 5 are the masters — company, customers, suppliers, items, employees — and nothing else can be loaded until they exist. If you send only those, we can begin. The rest can follow.</w:t>
+        <w:t xml:space="preserve">Sheets 1 to 5 are the masters (company, customers, suppliers, items, employees); nothing else can be loaded until they exist. Send those first; the rest can follow.</w:t>
       </w:r>
     </w:p>
     <w:p>
@@ -343,14 +259,14 @@
         <w:pStyle w:val="BlockText"/>
       </w:pPr>
       <w:r>
-        <w:t xml:space="preserve">Two things are worth flagging because they hold everything else up if they are missing:</w:t>
+        <w:t xml:space="preserve">Two items hold up everything else:</w:t>
       </w:r>
     </w:p>
     <w:p>
       <w:pPr>
         <w:numPr>
           <w:ilvl w:val="0"/>
-          <w:numId w:val="1001"/>
+          <w:numId w:val="1002"/>
         </w:numPr>
         <w:pStyle w:val="Compact"/>
       </w:pPr>
@@ -365,14 +281,14 @@
         <w:t xml:space="preserve"> </w:t>
       </w:r>
       <w:r>
-        <w:t xml:space="preserve">Without them the 45-day clock cannot run, and a bill past 45 days is a disallowed expense under section 43B(h) — real money at assessment. Please ask each supplier for their number in writing; their own declaration is your evidence.</w:t>
+        <w:t xml:space="preserve">Without them the 45-day clock cannot run, and a bill unpaid after 45 days is a disallowed expense under s.43B(h). Please ask each supplier for their number in writing.</w:t>
       </w:r>
     </w:p>
     <w:p>
       <w:pPr>
         <w:numPr>
           <w:ilvl w:val="0"/>
-          <w:numId w:val="1001"/>
+          <w:numId w:val="1002"/>
         </w:numPr>
         <w:pStyle w:val="Compact"/>
       </w:pPr>
@@ -387,7 +303,7 @@
         <w:t xml:space="preserve"> </w:t>
       </w:r>
       <w:r>
-        <w:t xml:space="preserve">Without them a GST invoice cannot be submitted at all.</w:t>
+        <w:t xml:space="preserve">Without them a GST invoice cannot be submitted.</w:t>
       </w:r>
     </w:p>
     <w:p>
@@ -395,23 +311,17 @@
         <w:pStyle w:val="BlockText"/>
       </w:pPr>
       <w:r>
-        <w:t xml:space="preserve">Alongside the workbook we still need four of your own documents, because the system currently carries</w:t>
-      </w:r>
-      <w:r>
-        <w:t xml:space="preserve"> </w:t>
-      </w:r>
-      <w:r>
         <w:rPr>
-          <w:iCs/>
-          <w:i/>
+          <w:bCs/>
+          <w:b/>
         </w:rPr>
-        <w:t xml:space="preserve">our reading</w:t>
-      </w:r>
-      <w:r>
-        <w:t xml:space="preserve"> </w:t>
-      </w:r>
-      <w:r>
-        <w:t xml:space="preserve">of them rather than yours: your</w:t>
+        <w:t xml:space="preserve">Your own formats.</w:t>
+      </w:r>
+      <w:r>
+        <w:t xml:space="preserve"> </w:t>
+      </w:r>
+      <w:r>
+        <w:t xml:space="preserve">The system carries our reading of these, not yours: your</w:t>
       </w:r>
       <w:r>
         <w:t xml:space="preserve"> </w:t>
@@ -453,7 +363,7 @@
           <w:bCs/>
           <w:b/>
         </w:rPr>
-        <w:t xml:space="preserve">Billing Routing Memo</w:t>
+        <w:t xml:space="preserve">Billing Routing Memo (BRM)</w:t>
       </w:r>
       <w:r>
         <w:t xml:space="preserve">, and one sample</w:t>
@@ -472,76 +382,149 @@
         <w:t xml:space="preserve"> </w:t>
       </w:r>
       <w:r>
-        <w:t xml:space="preserve">with its Delivery Instruction and Annexure-I. A photograph of a filled-in paper copy is perfectly good.</w:t>
+        <w:t xml:space="preserve">with its Delivery Instruction (DI) and Annexure-I. A photo of a filled-in paper copy is fine.</w:t>
       </w:r>
     </w:p>
     <w:p>
       <w:pPr>
         <w:pStyle w:val="BlockText"/>
       </w:pPr>
-      <w:r>
-        <w:t xml:space="preserve">And four questions for your CA: the</w:t>
-      </w:r>
-      <w:r>
-        <w:t xml:space="preserve"> </w:t>
-      </w:r>
       <w:r>
         <w:rPr>
           <w:bCs/>
           <w:b/>
         </w:rPr>
-        <w:t xml:space="preserve">accounting basis</w:t>
-      </w:r>
-      <w:r>
-        <w:t xml:space="preserve"> </w:t>
-      </w:r>
-      <w:r>
-        <w:t xml:space="preserve">(we have assumed AS with SMC exemptions, not Ind AS), the</w:t>
-      </w:r>
-      <w:r>
-        <w:t xml:space="preserve"> </w:t>
-      </w:r>
+        <w:t xml:space="preserve">Also from you:</w:t>
+      </w:r>
+    </w:p>
+    <w:p>
+      <w:pPr>
+        <w:numPr>
+          <w:ilvl w:val="0"/>
+          <w:numId w:val="1003"/>
+        </w:numPr>
+        <w:pStyle w:val="Compact"/>
+      </w:pPr>
+      <w:r>
+        <w:t xml:space="preserve">Suppliers that should be exempt from BRM certification (electricity, water, rent, telephone, statutory payments).</w:t>
+      </w:r>
+    </w:p>
+    <w:p>
+      <w:pPr>
+        <w:numPr>
+          <w:ilvl w:val="0"/>
+          <w:numId w:val="1003"/>
+        </w:numPr>
+        <w:pStyle w:val="Compact"/>
+      </w:pPr>
+      <w:r>
+        <w:t xml:space="preserve">Who will run the monthly jobs (MSME review, GST, month-end close).</w:t>
+      </w:r>
+    </w:p>
+    <w:p>
+      <w:pPr>
+        <w:numPr>
+          <w:ilvl w:val="0"/>
+          <w:numId w:val="1003"/>
+        </w:numPr>
+        <w:pStyle w:val="Compact"/>
+      </w:pPr>
+      <w:r>
+        <w:t xml:space="preserve">Which Tally year we take opening balances from, and who exports the masters and balances.</w:t>
+      </w:r>
+    </w:p>
+    <w:p>
+      <w:pPr>
+        <w:numPr>
+          <w:ilvl w:val="0"/>
+          <w:numId w:val="1003"/>
+        </w:numPr>
+        <w:pStyle w:val="Compact"/>
+      </w:pPr>
+      <w:r>
+        <w:t xml:space="preserve">Your CA’s name and contact.</w:t>
+      </w:r>
+    </w:p>
+    <w:p>
+      <w:pPr>
+        <w:pStyle w:val="BlockText"/>
+      </w:pPr>
       <w:r>
         <w:rPr>
           <w:bCs/>
           <w:b/>
         </w:rPr>
-        <w:t xml:space="preserve">income tax regime</w:t>
-      </w:r>
-      <w:r>
-        <w:t xml:space="preserve"> </w:t>
-      </w:r>
-      <w:r>
-        <w:t xml:space="preserve">(assumed s.115BAA at 25.168%),</w:t>
-      </w:r>
-      <w:r>
-        <w:t xml:space="preserve"> </w:t>
-      </w:r>
+        <w:t xml:space="preserve">For your CA:</w:t>
+      </w:r>
+      <w:r>
+        <w:t xml:space="preserve"> </w:t>
+      </w:r>
+      <w:r>
+        <w:t xml:space="preserve">the accounting basis (we assumed AS with SMC exemptions, not Ind AS); the income-tax regime (we assumed s.115BAA at 25.168% — has the election been made?); how work in progress should be valued; the basis on which EPF applies at your headcount; whether</w:t>
+      </w:r>
+      <w:r>
+        <w:t xml:space="preserve"> </w:t>
+      </w:r>
+      <w:r>
+        <w:t xml:space="preserve">“</w:t>
+      </w:r>
+      <w:r>
+        <w:t xml:space="preserve">Lease Liabilities</w:t>
+      </w:r>
+      <w:r>
+        <w:t xml:space="preserve">”</w:t>
+      </w:r>
+      <w:r>
+        <w:t xml:space="preserve"> </w:t>
+      </w:r>
+      <w:r>
+        <w:t xml:space="preserve">(an Ind AS 116 head) should stay; when the MSME 45-day clock starts; whether free issue to fabricators goes out on a job-work challan; and whether customers deduct TDS under s.194C. Each assumption is visible in the system, but it should be confirmed rather than inherited.</w:t>
+      </w:r>
+    </w:p>
+    <w:p>
+      <w:pPr>
+        <w:pStyle w:val="BlockText"/>
+      </w:pPr>
       <w:r>
         <w:rPr>
           <w:bCs/>
           <w:b/>
         </w:rPr>
-        <w:t xml:space="preserve">how work in progress should be valued</w:t>
-      </w:r>
-      <w:r>
-        <w:t xml:space="preserve">, and whether</w:t>
-      </w:r>
-      <w:r>
-        <w:t xml:space="preserve"> </w:t>
-      </w:r>
+        <w:t xml:space="preserve">Two decisions for you.</w:t>
+      </w:r>
+    </w:p>
+    <w:p>
+      <w:pPr>
+        <w:numPr>
+          <w:ilvl w:val="0"/>
+          <w:numId w:val="1004"/>
+        </w:numPr>
+        <w:pStyle w:val="Compact"/>
+      </w:pPr>
+      <w:r>
+        <w:t xml:space="preserve">A director can prepare a cost sheet and then approve it, and can verify a customer PO and then approve the kick-off. For a company of your size we have left this deliberately; it means those approvals are a second look, not a second person.</w:t>
+      </w:r>
+    </w:p>
+    <w:p>
+      <w:pPr>
+        <w:numPr>
+          <w:ilvl w:val="0"/>
+          <w:numId w:val="1004"/>
+        </w:numPr>
+        <w:pStyle w:val="Compact"/>
+      </w:pPr>
       <w:r>
         <w:rPr>
           <w:bCs/>
           <w:b/>
         </w:rPr>
-        <w:t xml:space="preserve">PF, ESI and gratuity</w:t>
-      </w:r>
-      <w:r>
-        <w:t xml:space="preserve"> </w:t>
-      </w:r>
-      <w:r>
-        <w:t xml:space="preserve">apply as we have modelled them. Each assumption is written into the system where it matters, so nothing is hidden — but they should be confirmed rather than inherited.</w:t>
+        <w:t xml:space="preserve">A director can also raise a supplier-bill certificate (BRM), certify it and mark it paid — all three, alone.</w:t>
+      </w:r>
+      <w:r>
+        <w:t xml:space="preserve"> </w:t>
+      </w:r>
+      <w:r>
+        <w:t xml:space="preserve">That is not what we first described to you, and we are correcting it. It follows from the directors holding the operational roles as well as the approving one.</w:t>
       </w:r>
     </w:p>
     <w:p>
@@ -553,23 +536,13 @@
           <w:bCs/>
           <w:b/>
         </w:rPr>
-        <w:t xml:space="preserve">Two decisions we would like your view on, and we would rather raise them than let you find them later.</w:t>
-      </w:r>
-    </w:p>
-    <w:p>
-      <w:pPr>
-        <w:pStyle w:val="BlockText"/>
-      </w:pPr>
-      <w:r>
-        <w:t xml:space="preserve">As the system stands, a director can prepare a cost sheet and then approve it, and can verify a customer purchase order and then approve the kick-off. For a company of your size that is normal and we have left it that way deliberately — but it means those approvals are a second look rather than a second pair of hands.</w:t>
-      </w:r>
-    </w:p>
-    <w:p>
-      <w:pPr>
-        <w:pStyle w:val="BlockText"/>
-      </w:pPr>
-      <w:r>
-        <w:t xml:space="preserve">The second is the one that matters more, because it is the step that sends money out of the company.</w:t>
+        <w:t xml:space="preserve">Purchase orders are separated:</w:t>
+      </w:r>
+      <w:r>
+        <w:t xml:space="preserve"> </w:t>
+      </w:r>
+      <w:r>
+        <w:t xml:space="preserve">a PO cannot reach a director for approval unless someone in Purchase has sent it, and no director holds that role. And</w:t>
       </w:r>
       <w:r>
         <w:t xml:space="preserve"> </w:t>
@@ -579,13 +552,10 @@
           <w:bCs/>
           <w:b/>
         </w:rPr>
-        <w:t xml:space="preserve">A director can also raise a supplier-bill certificate, certify it, and mark it paid — all three, alone.</w:t>
-      </w:r>
-      <w:r>
-        <w:t xml:space="preserve"> </w:t>
-      </w:r>
-      <w:r>
-        <w:t xml:space="preserve">That is not what we originally described to you, and we would rather correct it than leave it. It is a consequence of the directors holding the operational roles as well as the approving one, which in a company of ten people is difficult to avoid entirely.</w:t>
+        <w:t xml:space="preserve">no supplier bill can be paid without a certified BRM</w:t>
+      </w:r>
+      <w:r>
+        <w:t xml:space="preserve">, for anyone including the directors; that is the control that protects the money. If you prefer the tighter arrangement, preparation moves to your staff and the directors approve only. Please tell us which you want.</w:t>
       </w:r>
     </w:p>
     <w:p>
@@ -593,36 +563,7 @@
         <w:pStyle w:val="BlockText"/>
       </w:pPr>
       <w:r>
-        <w:t xml:space="preserve">Two things are worth saying alongside it.</w:t>
-      </w:r>
-      <w:r>
-        <w:t xml:space="preserve"> </w:t>
-      </w:r>
-      <w:r>
-        <w:rPr>
-          <w:bCs/>
-          <w:b/>
-        </w:rPr>
-        <w:t xml:space="preserve">Purchase orders are genuinely separated</w:t>
-      </w:r>
-      <w:r>
-        <w:t xml:space="preserve"> </w:t>
-      </w:r>
-      <w:r>
-        <w:t xml:space="preserve">— a purchase order cannot reach a director for approval unless someone in Purchase has sent it, and no director holds that role. And</w:t>
-      </w:r>
-      <w:r>
-        <w:t xml:space="preserve"> </w:t>
-      </w:r>
-      <w:r>
-        <w:rPr>
-          <w:bCs/>
-          <w:b/>
-        </w:rPr>
-        <w:t xml:space="preserve">no bill of any kind can be paid without a certified certificate</w:t>
-      </w:r>
-      <w:r>
-        <w:t xml:space="preserve">; that block applies to everyone including the directors, and it is the control that actually protects the money.</w:t>
+        <w:t xml:space="preserve">Happy to walk through any sheet on a call.</w:t>
       </w:r>
     </w:p>
     <w:p>
@@ -630,22 +571,6 @@
         <w:pStyle w:val="BlockText"/>
       </w:pPr>
       <w:r>
-        <w:t xml:space="preserve">If you would prefer the tighter arrangement, it is a small change: preparation moves to your staff, and the directors approve only. Tell us which you want.</w:t>
-      </w:r>
-    </w:p>
-    <w:p>
-      <w:pPr>
-        <w:pStyle w:val="BlockText"/>
-      </w:pPr>
-      <w:r>
-        <w:t xml:space="preserve">Happy to walk through any sheet on a call.</w:t>
-      </w:r>
-    </w:p>
-    <w:p>
-      <w:pPr>
-        <w:pStyle w:val="BlockText"/>
-      </w:pPr>
-      <w:r>
         <w:t xml:space="preserve">Kind regards,</w:t>
       </w:r>
       <w:r>
@@ -655,59 +580,14 @@
         <w:t xml:space="preserve">Sanjay</w:t>
       </w:r>
     </w:p>
-    <w:p>
-      <w:r>
-        <w:pict>
-          <v:rect style="width:0;height:1.5pt" o:hralign="center" o:hrstd="t" o:hr="t"/>
-        </w:pict>
-      </w:r>
-    </w:p>
     <w:bookmarkEnd w:id="20"/>
-    <w:bookmarkStart w:id="21" w:name="what-to-expect-back-and-when"/>
+    <w:bookmarkStart w:id="21" w:name="effort-per-sheet"/>
     <w:p>
       <w:pPr>
         <w:pStyle w:val="Heading2"/>
       </w:pPr>
       <w:r>
-        <w:t xml:space="preserve">What to expect back, and when</w:t>
-      </w:r>
-    </w:p>
-    <w:p>
-      <w:pPr>
-        <w:pStyle w:val="FirstParagraph"/>
-      </w:pPr>
-      <w:r>
-        <w:t xml:space="preserve">The honest answer to</w:t>
-      </w:r>
-      <w:r>
-        <w:t xml:space="preserve"> </w:t>
-      </w:r>
-      <w:r>
-        <w:rPr>
-          <w:iCs/>
-          <w:i/>
-        </w:rPr>
-        <w:t xml:space="preserve">“</w:t>
-      </w:r>
-      <w:r>
-        <w:rPr>
-          <w:iCs/>
-          <w:i/>
-        </w:rPr>
-        <w:t xml:space="preserve">how long will this take us?</w:t>
-      </w:r>
-      <w:r>
-        <w:rPr>
-          <w:iCs/>
-          <w:i/>
-        </w:rPr>
-        <w:t xml:space="preserve">”</w:t>
-      </w:r>
-      <w:r>
-        <w:t xml:space="preserve"> </w:t>
-      </w:r>
-      <w:r>
-        <w:t xml:space="preserve">is that the effort is not evenly spread. Setting expectations early stops the whole thing stalling on sheet 6.</w:t>
+        <w:t xml:space="preserve">Effort per sheet</w:t>
       </w:r>
     </w:p>
     <w:tbl>
@@ -718,10 +598,10 @@
         <w:jc w:val="start"/>
       </w:tblPr>
       <w:tblGrid>
+        <w:gridCol w:w="2138"/>
         <w:gridCol w:w="1980"/>
-        <w:gridCol w:w="1980"/>
-        <w:gridCol w:w="1980"/>
-        <w:gridCol w:w="1980"/>
+        <w:gridCol w:w="1425"/>
+        <w:gridCol w:w="2376"/>
       </w:tblGrid>
       <w:tr>
         <w:trPr>
@@ -759,19 +639,19 @@
               <w:jc w:val="left"/>
             </w:pPr>
             <w:r>
-              <w:t xml:space="preserve">Realistic effort</w:t>
-            </w:r>
-          </w:p>
-        </w:tc>
-        <w:tc>
-          <w:tcPr/>
-          <w:p>
-            <w:pPr>
-              <w:pStyle w:val="Compact"/>
-              <w:jc w:val="left"/>
-            </w:pPr>
-            <w:r>
-              <w:t xml:space="preserve">The usual hold-up</w:t>
+              <w:t xml:space="preserve">Effort</w:t>
+            </w:r>
+          </w:p>
+        </w:tc>
+        <w:tc>
+          <w:tcPr/>
+          <w:p>
+            <w:pPr>
+              <w:pStyle w:val="Compact"/>
+              <w:jc w:val="left"/>
+            </w:pPr>
+            <w:r>
+              <w:t xml:space="preserve">Usual hold-up</w:t>
             </w:r>
           </w:p>
         </w:tc>
@@ -821,7 +701,7 @@
               <w:jc w:val="left"/>
             </w:pPr>
             <w:r>
-              <w:t xml:space="preserve">Finding the CIN and IEC</w:t>
+              <w:t xml:space="preserve">CIN and IEC</w:t>
             </w:r>
           </w:p>
         </w:tc>
@@ -913,7 +793,7 @@
                 <w:bCs/>
                 <w:b/>
               </w:rPr>
-              <w:t xml:space="preserve">One to two weeks</w:t>
+              <w:t xml:space="preserve">1–2 weeks</w:t>
             </w:r>
           </w:p>
         </w:tc>
@@ -929,7 +809,7 @@
                 <w:bCs/>
                 <w:b/>
               </w:rPr>
-              <w:t xml:space="preserve">Udyam numbers — every supplier has to be asked</w:t>
+              <w:t xml:space="preserve">Udyam numbers: every supplier must be asked</w:t>
             </w:r>
           </w:p>
         </w:tc>
@@ -967,19 +847,19 @@
               <w:jc w:val="left"/>
             </w:pPr>
             <w:r>
-              <w:t xml:space="preserve">Two to three days</w:t>
-            </w:r>
-          </w:p>
-        </w:tc>
-        <w:tc>
-          <w:tcPr/>
-          <w:p>
-            <w:pPr>
-              <w:pStyle w:val="Compact"/>
-              <w:jc w:val="left"/>
-            </w:pPr>
-            <w:r>
-              <w:t xml:space="preserve">HSN codes; the temptation to list every part</w:t>
+              <w:t xml:space="preserve">2–3 days</w:t>
+            </w:r>
+          </w:p>
+        </w:tc>
+        <w:tc>
+          <w:tcPr/>
+          <w:p>
+            <w:pPr>
+              <w:pStyle w:val="Compact"/>
+              <w:jc w:val="left"/>
+            </w:pPr>
+            <w:r>
+              <w:t xml:space="preserve">HSN codes; listing every part</w:t>
             </w:r>
           </w:p>
         </w:tc>
@@ -1067,7 +947,7 @@
               <w:jc w:val="left"/>
             </w:pPr>
             <w:r>
-              <w:t xml:space="preserve">One day</w:t>
+              <w:t xml:space="preserve">1 day</w:t>
             </w:r>
           </w:p>
         </w:tc>
@@ -1117,7 +997,7 @@
               <w:jc w:val="left"/>
             </w:pPr>
             <w:r>
-              <w:t xml:space="preserve">One to two days</w:t>
+              <w:t xml:space="preserve">1–2 days</w:t>
             </w:r>
           </w:p>
         </w:tc>
@@ -1133,13 +1013,7 @@
                 <w:bCs/>
                 <w:b/>
               </w:rPr>
-              <w:t xml:space="preserve">Invoice by invoice, not lump sums</w:t>
-            </w:r>
-            <w:r>
-              <w:t xml:space="preserve"> </w:t>
-            </w:r>
-            <w:r>
-              <w:t xml:space="preserve">— this is the one people shortcut</w:t>
+              <w:t xml:space="preserve">Invoice by invoice, not totals</w:t>
             </w:r>
           </w:p>
         </w:tc>
@@ -1177,19 +1051,19 @@
               <w:jc w:val="left"/>
             </w:pPr>
             <w:r>
-              <w:t xml:space="preserve">Two days</w:t>
-            </w:r>
-          </w:p>
-        </w:tc>
-        <w:tc>
-          <w:tcPr/>
-          <w:p>
-            <w:pPr>
-              <w:pStyle w:val="Compact"/>
-              <w:jc w:val="left"/>
-            </w:pPr>
-            <w:r>
-              <w:t xml:space="preserve">Material lying at subcontractors is always forgotten</w:t>
+              <w:t xml:space="preserve">2 days</w:t>
+            </w:r>
+          </w:p>
+        </w:tc>
+        <w:tc>
+          <w:tcPr/>
+          <w:p>
+            <w:pPr>
+              <w:pStyle w:val="Compact"/>
+              <w:jc w:val="left"/>
+            </w:pPr>
+            <w:r>
+              <w:t xml:space="preserve">Material lying at subcontractors</w:t>
             </w:r>
           </w:p>
         </w:tc>
@@ -1227,7 +1101,7 @@
               <w:jc w:val="left"/>
             </w:pPr>
             <w:r>
-              <w:t xml:space="preserve">One day</w:t>
+              <w:t xml:space="preserve">1 day</w:t>
             </w:r>
           </w:p>
         </w:tc>
@@ -1277,7 +1151,7 @@
               <w:jc w:val="left"/>
             </w:pPr>
             <w:r>
-              <w:t xml:space="preserve">Two hours</w:t>
+              <w:t xml:space="preserve">2 hours</w:t>
             </w:r>
           </w:p>
         </w:tc>
@@ -1327,7 +1201,7 @@
               <w:jc w:val="left"/>
             </w:pPr>
             <w:r>
-              <w:t xml:space="preserve">One hour</w:t>
+              <w:t xml:space="preserve">1 hour</w:t>
             </w:r>
           </w:p>
         </w:tc>
@@ -1346,10 +1220,7 @@
               <w:t xml:space="preserve">Expiry dates</w:t>
             </w:r>
             <w:r>
-              <w:t xml:space="preserve"> </w:t>
-            </w:r>
-            <w:r>
-              <w:t xml:space="preserve">— without them the alert cannot fire</w:t>
+              <w:t xml:space="preserve">, or the alert cannot fire</w:t>
             </w:r>
           </w:p>
         </w:tc>
@@ -1387,19 +1258,19 @@
               <w:jc w:val="left"/>
             </w:pPr>
             <w:r>
-              <w:t xml:space="preserve">One hour</w:t>
-            </w:r>
-          </w:p>
-        </w:tc>
-        <w:tc>
-          <w:tcPr/>
-          <w:p>
-            <w:pPr>
-              <w:pStyle w:val="Compact"/>
-              <w:jc w:val="left"/>
-            </w:pPr>
-            <w:r>
-              <w:t xml:space="preserve">See the roles reference on that sheet</w:t>
+              <w:t xml:space="preserve">1 hour</w:t>
+            </w:r>
+          </w:p>
+        </w:tc>
+        <w:tc>
+          <w:tcPr/>
+          <w:p>
+            <w:pPr>
+              <w:pStyle w:val="Compact"/>
+              <w:jc w:val="left"/>
+            </w:pPr>
+            <w:r>
+              <w:t xml:space="preserve">Roles reference is on that sheet</w:t>
             </w:r>
           </w:p>
         </w:tc>
@@ -1407,128 +1278,116 @@
     </w:tbl>
     <w:p>
       <w:pPr>
-        <w:pStyle w:val="BodyText"/>
+        <w:numPr>
+          <w:ilvl w:val="0"/>
+          <w:numId w:val="1005"/>
+        </w:numPr>
+        <w:pStyle w:val="Compact"/>
       </w:pPr>
       <w:r>
         <w:rPr>
           <w:bCs/>
           <w:b/>
         </w:rPr>
-        <w:t xml:space="preserve">Sheet 3 is the critical path.</w:t>
-      </w:r>
-      <w:r>
-        <w:t xml:space="preserve"> </w:t>
-      </w:r>
-      <w:r>
-        <w:t xml:space="preserve">Not because it is hard, but because it depends on suppliers replying. It should be started on day one regardless of everything else.</w:t>
-      </w:r>
-    </w:p>
-    <w:p>
-      <w:pPr>
-        <w:pStyle w:val="BodyText"/>
+        <w:t xml:space="preserve">Sheet 3 is the critical path</w:t>
+      </w:r>
+      <w:r>
+        <w:t xml:space="preserve"> </w:t>
+      </w:r>
+      <w:r>
+        <w:t xml:space="preserve">(it waits on supplier replies). Start it on day one.</w:t>
+      </w:r>
+    </w:p>
+    <w:p>
+      <w:pPr>
+        <w:numPr>
+          <w:ilvl w:val="0"/>
+          <w:numId w:val="1005"/>
+        </w:numPr>
+        <w:pStyle w:val="Compact"/>
       </w:pPr>
       <w:r>
         <w:rPr>
           <w:bCs/>
           <w:b/>
         </w:rPr>
-        <w:t xml:space="preserve">Sheets 7 and 8 are where quality is lost.</w:t>
-      </w:r>
-      <w:r>
-        <w:t xml:space="preserve"> </w:t>
-      </w:r>
-      <w:r>
-        <w:t xml:space="preserve">Sent as totals rather than invoice by invoice, the ageing is wrong, the MSME clock is wrong and payment allocation is wrong from day one — and it is not fixable later without redoing it.</w:t>
-      </w:r>
-    </w:p>
-    <w:p>
-      <w:r>
-        <w:pict>
-          <v:rect style="width:0;height:1.5pt" o:hralign="center" o:hrstd="t" o:hr="t"/>
-        </w:pict>
+        <w:t xml:space="preserve">Sheets 7–8 as totals</w:t>
+      </w:r>
+      <w:r>
+        <w:t xml:space="preserve"> </w:t>
+      </w:r>
+      <w:r>
+        <w:t xml:space="preserve">make ageing, the MSME clock and payment allocation wrong from day one, and cannot be fixed later without redoing them.</w:t>
       </w:r>
     </w:p>
     <w:bookmarkEnd w:id="21"/>
-    <w:bookmarkStart w:id="22" w:name="what-we-do-with-it"/>
+    <w:bookmarkStart w:id="22" w:name="what-happens-next"/>
     <w:p>
       <w:pPr>
         <w:pStyle w:val="Heading2"/>
       </w:pPr>
       <w:r>
-        <w:t xml:space="preserve">What we do with it</w:t>
+        <w:t xml:space="preserve">What happens next</w:t>
       </w:r>
     </w:p>
     <w:p>
       <w:pPr>
         <w:numPr>
           <w:ilvl w:val="0"/>
-          <w:numId w:val="1002"/>
+          <w:numId w:val="1006"/>
         </w:numPr>
         <w:pStyle w:val="Compact"/>
       </w:pPr>
       <w:r>
-        <w:t xml:space="preserve">Masters loaded and checked (sheets 1–5)</w:t>
+        <w:t xml:space="preserve">Masters loaded and checked (sheets 1–5).</w:t>
       </w:r>
     </w:p>
     <w:p>
       <w:pPr>
         <w:numPr>
           <w:ilvl w:val="0"/>
-          <w:numId w:val="1002"/>
+          <w:numId w:val="1006"/>
         </w:numPr>
         <w:pStyle w:val="Compact"/>
       </w:pPr>
       <w:r>
-        <w:t xml:space="preserve">Users created, roles assigned, everyone logs in once and changes their password</w:t>
+        <w:t xml:space="preserve">Users created, roles assigned; everyone logs in once and changes their password.</w:t>
       </w:r>
     </w:p>
     <w:p>
       <w:pPr>
         <w:numPr>
           <w:ilvl w:val="0"/>
-          <w:numId w:val="1002"/>
+          <w:numId w:val="1006"/>
         </w:numPr>
         <w:pStyle w:val="Compact"/>
       </w:pPr>
       <w:r>
-        <w:t xml:space="preserve">Each person walks their own process on the system, holding their role card</w:t>
+        <w:t xml:space="preserve">Each person walks their own process on the system with their role card.</w:t>
       </w:r>
     </w:p>
     <w:p>
       <w:pPr>
         <w:numPr>
           <w:ilvl w:val="0"/>
-          <w:numId w:val="1002"/>
+          <w:numId w:val="1006"/>
         </w:numPr>
         <w:pStyle w:val="Compact"/>
       </w:pPr>
       <w:r>
-        <w:t xml:space="preserve">Opening balances loaded and reconciled against Tally</w:t>
-      </w:r>
-      <w:r>
-        <w:t xml:space="preserve"> </w:t>
-      </w:r>
-      <w:r>
-        <w:rPr>
-          <w:bCs/>
-          <w:b/>
-        </w:rPr>
-        <w:t xml:space="preserve">to the rupee</w:t>
-      </w:r>
-      <w:r>
-        <w:t xml:space="preserve">, signed off by the CA</w:t>
+        <w:t xml:space="preserve">Opening balances loaded and reconciled against Tally to the rupee, signed off by the CA.</w:t>
       </w:r>
     </w:p>
     <w:p>
       <w:pPr>
         <w:numPr>
           <w:ilvl w:val="0"/>
-          <w:numId w:val="1002"/>
+          <w:numId w:val="1006"/>
         </w:numPr>
         <w:pStyle w:val="Compact"/>
       </w:pPr>
       <w:r>
-        <w:t xml:space="preserve">One month of parallel running before Tally is retired</w:t>
+        <w:t xml:space="preserve">One month of parallel running before Tally is retired.</w:t>
       </w:r>
     </w:p>
     <w:p>
@@ -1536,138 +1395,89 @@
         <w:pStyle w:val="FirstParagraph"/>
       </w:pPr>
       <w:r>
-        <w:t xml:space="preserve">Full sequence in the</w:t>
-      </w:r>
-      <w:r>
-        <w:t xml:space="preserve"> </w:t>
-      </w:r>
-      <w:r>
-        <w:rPr>
-          <w:iCs/>
-          <w:i/>
-        </w:rPr>
-        <w:t xml:space="preserve">Client Setup Guide</w:t>
-      </w:r>
-      <w:r>
-        <w:t xml:space="preserve">, and the day itself in the</w:t>
-      </w:r>
-      <w:r>
-        <w:t xml:space="preserve"> </w:t>
-      </w:r>
-      <w:r>
-        <w:rPr>
-          <w:iCs/>
-          <w:i/>
-        </w:rPr>
-        <w:t xml:space="preserve">Production Cutover Runbook</w:t>
-      </w:r>
-      <w:r>
-        <w:t xml:space="preserve">.</w:t>
-      </w:r>
-    </w:p>
-    <w:p>
-      <w:r>
-        <w:pict>
-          <v:rect style="width:0;height:1.5pt" o:hralign="center" o:hrstd="t" o:hr="t"/>
-        </w:pict>
+        <w:t xml:space="preserve">Full sequence: doc 05 (Client Setup Guide); the cutover day: doc 08 (Production Cutover Runbook).</w:t>
       </w:r>
     </w:p>
     <w:bookmarkEnd w:id="22"/>
-    <w:bookmarkStart w:id="23" w:name="before-sending-a-short-checklist"/>
+    <w:bookmarkStart w:id="23" w:name="before-sending"/>
     <w:p>
       <w:pPr>
         <w:pStyle w:val="Heading2"/>
       </w:pPr>
       <w:r>
-        <w:t xml:space="preserve">Before sending — a short checklist</w:t>
+        <w:t xml:space="preserve">Before sending</w:t>
       </w:r>
     </w:p>
     <w:p>
       <w:pPr>
         <w:numPr>
           <w:ilvl w:val="0"/>
-          <w:numId w:val="1003"/>
+          <w:numId w:val="1007"/>
         </w:numPr>
         <w:pStyle w:val="Compact"/>
       </w:pPr>
       <w:r>
-        <w:t xml:space="preserve">☐</w:t>
-      </w:r>
-      <w:r>
-        <w:t xml:space="preserve"> </w:t>
-      </w:r>
-      <w:r>
-        <w:rPr>
-          <w:bCs/>
-          <w:b/>
-        </w:rPr>
-        <w:t xml:space="preserve">Use the version 1.1 paragraph on approvals.</w:t>
-      </w:r>
-      <w:r>
-        <w:t xml:space="preserve"> </w:t>
-      </w:r>
-      <w:r>
-        <w:t xml:space="preserve">The version 1.0 wording claimed supplier bills were separated. They are not.</w:t>
+        <w:t xml:space="preserve">☐ The approvals paragraph is the version 2.0 text above.</w:t>
       </w:r>
     </w:p>
     <w:p>
       <w:pPr>
         <w:numPr>
           <w:ilvl w:val="0"/>
-          <w:numId w:val="1003"/>
+          <w:numId w:val="1007"/>
         </w:numPr>
         <w:pStyle w:val="Compact"/>
       </w:pPr>
       <w:r>
-        <w:t xml:space="preserve">☐ Delete nothing from the workbook. The grey example rows are meant to be there; MSCAST deletes them.</w:t>
+        <w:t xml:space="preserve">☐ Workbook unchanged: the grey example rows stay; MSCAST deletes them.</w:t>
       </w:r>
     </w:p>
     <w:p>
       <w:pPr>
         <w:numPr>
           <w:ilvl w:val="0"/>
-          <w:numId w:val="1003"/>
+          <w:numId w:val="1007"/>
         </w:numPr>
         <w:pStyle w:val="Compact"/>
       </w:pPr>
       <w:r>
-        <w:t xml:space="preserve">☐ Confirm the current recipients — this goes to both directors, not one.</w:t>
+        <w:t xml:space="preserve">☐ Addressed to both directors.</w:t>
       </w:r>
     </w:p>
     <w:p>
       <w:pPr>
         <w:numPr>
           <w:ilvl w:val="0"/>
-          <w:numId w:val="1003"/>
+          <w:numId w:val="1007"/>
         </w:numPr>
         <w:pStyle w:val="Compact"/>
       </w:pPr>
       <w:r>
-        <w:t xml:space="preserve">☐ Attach nothing else. One workbook and one message; a pack of documents gets skimmed.</w:t>
+        <w:t xml:space="preserve">☐ Attach only the workbook.</w:t>
       </w:r>
     </w:p>
     <w:p>
       <w:pPr>
         <w:numPr>
           <w:ilvl w:val="0"/>
-          <w:numId w:val="1003"/>
+          <w:numId w:val="1007"/>
         </w:numPr>
         <w:pStyle w:val="Compact"/>
       </w:pPr>
       <w:r>
-        <w:t xml:space="preserve">☐ Say when you will chase. A data request with no follow-up date is a data request that arrives in March.</w:t>
+        <w:t xml:space="preserve">☐ State a follow-up date.</w:t>
       </w:r>
     </w:p>
     <w:p>
       <w:pPr>
         <w:numPr>
           <w:ilvl w:val="0"/>
-          <w:numId w:val="1003"/>
+          <w:numId w:val="1007"/>
         </w:numPr>
         <w:pStyle w:val="Compact"/>
       </w:pPr>
       <w:r>
-        <w:t xml:space="preserve">☐ Have the role cards ready to send</w:t>
+        <w:t xml:space="preserve">☐ Send the role cards (doc 09)</w:t>
       </w:r>
       <w:r>
         <w:t xml:space="preserve"> </w:t>
@@ -1683,70 +1493,23 @@
         <w:t xml:space="preserve"> </w:t>
       </w:r>
       <w:r>
-        <w:t xml:space="preserve">sheet 14 comes back, not with it — they are for the people who will use the system, and they land better once the names exist.</w:t>
-      </w:r>
-    </w:p>
-    <w:p>
-      <w:r>
-        <w:pict>
-          <v:rect style="width:0;height:1.5pt" o:hralign="center" o:hrstd="t" o:hr="t"/>
-        </w:pict>
+        <w:t xml:space="preserve">sheet 14 comes back, not with it.</w:t>
+      </w:r>
+    </w:p>
+    <w:p>
+      <w:pPr>
+        <w:numPr>
+          <w:ilvl w:val="0"/>
+          <w:numId w:val="1007"/>
+        </w:numPr>
+        <w:pStyle w:val="Compact"/>
+      </w:pPr>
+      <w:r>
+        <w:t xml:space="preserve">☐ Do not change the BRM separation quietly before MSCAST decides (Q21): raise it as their choice.</w:t>
       </w:r>
     </w:p>
     <w:bookmarkEnd w:id="23"/>
-    <w:bookmarkStart w:id="24" w:name="X297957f425c832ff2c88ae54dd23d6a14a7dd32"/>
-    <w:p>
-      <w:pPr>
-        <w:pStyle w:val="Heading2"/>
-      </w:pPr>
-      <w:r>
-        <w:t xml:space="preserve">A note on raising the second decision at all</w:t>
-      </w:r>
-    </w:p>
-    <w:p>
-      <w:pPr>
-        <w:pStyle w:val="FirstParagraph"/>
-      </w:pPr>
-      <w:r>
-        <w:t xml:space="preserve">There is a temptation to fix the BRM separation quietly before MSCAST ever hears about it, and send the original paragraph unchanged.</w:t>
-      </w:r>
-    </w:p>
-    <w:p>
-      <w:pPr>
-        <w:pStyle w:val="BodyText"/>
-      </w:pPr>
-      <w:r>
-        <w:t xml:space="preserve">That would be a mistake for a practical reason as much as an honest one. The arrangement exists because the directors hold operational roles, which in a ten-person company is a real constraint rather than an oversight — so</w:t>
-      </w:r>
-      <w:r>
-        <w:t xml:space="preserve"> </w:t>
-      </w:r>
-      <w:r>
-        <w:t xml:space="preserve">“</w:t>
-      </w:r>
-      <w:r>
-        <w:t xml:space="preserve">fixing</w:t>
-      </w:r>
-      <w:r>
-        <w:t xml:space="preserve">”</w:t>
-      </w:r>
-      <w:r>
-        <w:t xml:space="preserve"> </w:t>
-      </w:r>
-      <w:r>
-        <w:t xml:space="preserve">it silently means imposing a working practice on them that they never agreed to, and which they will route around in week three. Raised as a choice, it is a conversation about how they want to work. Discovered later by their auditor, it is a question about what else was described inaccurately.</w:t>
-      </w:r>
-    </w:p>
-    <w:p>
-      <w:pPr>
-        <w:pStyle w:val="BodyText"/>
-      </w:pPr>
-      <w:r>
-        <w:t xml:space="preserve">The same argument applies to having claimed it in the first place. Correcting it in the next message costs a paragraph; leaving it costs the credibility of every other control in the document.</w:t>
-      </w:r>
-    </w:p>
     <w:bookmarkEnd w:id="24"/>
-    <w:bookmarkEnd w:id="25"/>
     <w:sectPr/>
   </w:body>
 </w:document>
@@ -2021,6 +1784,12 @@
     <w:abstractNumId w:val="991"/>
   </w:num>
   <w:num w:numId="1002">
+    <w:abstractNumId w:val="991"/>
+  </w:num>
+  <w:num w:numId="1003">
+    <w:abstractNumId w:val="991"/>
+  </w:num>
+  <w:num w:numId="1004">
     <w:abstractNumId w:val="99411"/>
     <w:lvlOverride w:ilvl="0">
       <w:startOverride w:val="1"/>
@@ -2050,7 +1819,40 @@
       <w:startOverride w:val="1"/>
     </w:lvlOverride>
   </w:num>
-  <w:num w:numId="1003">
+  <w:num w:numId="1005">
+    <w:abstractNumId w:val="991"/>
+  </w:num>
+  <w:num w:numId="1006">
+    <w:abstractNumId w:val="99411"/>
+    <w:lvlOverride w:ilvl="0">
+      <w:startOverride w:val="1"/>
+    </w:lvlOverride>
+    <w:lvlOverride w:ilvl="1">
+      <w:startOverride w:val="1"/>
+    </w:lvlOverride>
+    <w:lvlOverride w:ilvl="2">
+      <w:startOverride w:val="1"/>
+    </w:lvlOverride>
+    <w:lvlOverride w:ilvl="3">
+      <w:startOverride w:val="1"/>
+    </w:lvlOverride>
+    <w:lvlOverride w:ilvl="4">
+      <w:startOverride w:val="1"/>
+    </w:lvlOverride>
+    <w:lvlOverride w:ilvl="5">
+      <w:startOverride w:val="1"/>
+    </w:lvlOverride>
+    <w:lvlOverride w:ilvl="6">
+      <w:startOverride w:val="1"/>
+    </w:lvlOverride>
+    <w:lvlOverride w:ilvl="7">
+      <w:startOverride w:val="1"/>
+    </w:lvlOverride>
+    <w:lvlOverride w:ilvl="8">
+      <w:startOverride w:val="1"/>
+    </w:lvlOverride>
+  </w:num>
+  <w:num w:numId="1007">
     <w:abstractNumId w:val="991"/>
   </w:num>
 </w:numbering>
